--- a/MANUAIS/Catalogo de Codigos de Erro - Nilma Contabilidade.docx
+++ b/MANUAIS/Catalogo de Codigos de Erro - Nilma Contabilidade.docx
@@ -822,7 +822,7 @@
                 <w:sz w:val="18"/>
                 <w:szCs w:val="18"/>
               </w:rPr>
-              <w:t xml:space="preserve">Setor identificado, mas ainda sem regra de arquivamento (Folha/Societário)</w:t>
+              <w:t xml:space="preserve">Setor identificado, mas nenhum especialista designado ainda (hoje os 3 setores conhecidos já têm especialista — ver E203 para tipo específico sem nome de arquivo definido)</w:t>
             </w:r>
           </w:p>
         </w:tc>
